--- a/link_eshopworld/Documentation/eShopWorld_Cartridge_Code_Customization_Guide_SFRA.docx
+++ b/link_eshopworld/Documentation/eShopWorld_Cartridge_Code_Customization_Guide_SFRA.docx
@@ -294,7 +294,7 @@
                                 <w:sz w:val="20"/>
                                 <w:szCs w:val="20"/>
                               </w:rPr>
-                              <w:t>8</w:t>
+                              <w:t>9</w:t>
                             </w:r>
                           </w:p>
                           <w:p>
@@ -326,7 +326,7 @@
                                 <w:sz w:val="20"/>
                                 <w:szCs w:val="20"/>
                               </w:rPr>
-                              <w:t>September</w:t>
+                              <w:t>October</w:t>
                             </w:r>
                             <w:r>
                               <w:rPr>
@@ -454,7 +454,7 @@
                           <w:sz w:val="20"/>
                           <w:szCs w:val="20"/>
                         </w:rPr>
-                        <w:t>8</w:t>
+                        <w:t>9</w:t>
                       </w:r>
                     </w:p>
                     <w:p>
@@ -486,7 +486,7 @@
                           <w:sz w:val="20"/>
                           <w:szCs w:val="20"/>
                         </w:rPr>
-                        <w:t>September</w:t>
+                        <w:t>October</w:t>
                       </w:r>
                       <w:r>
                         <w:rPr>
@@ -978,8 +978,8 @@
       </w:r>
     </w:p>
     <w:bookmarkStart w:id="0" w:name="_Toc141708555" w:displacedByCustomXml="next"/>
-    <w:bookmarkStart w:id="1" w:name="_Toc44674501" w:displacedByCustomXml="next"/>
-    <w:bookmarkStart w:id="2" w:name="_Toc49859433" w:displacedByCustomXml="next"/>
+    <w:bookmarkStart w:id="1" w:name="_Toc49859433" w:displacedByCustomXml="next"/>
+    <w:bookmarkStart w:id="2" w:name="_Toc44674501" w:displacedByCustomXml="next"/>
     <w:sdt>
       <w:sdtPr>
         <w:rPr>
@@ -5011,7 +5011,7 @@
         </w:rPr>
         <w:lastRenderedPageBreak/>
         <w:drawing>
-          <wp:inline distT="0" distB="0" distL="0" distR="0" wp14:anchorId="074CBED4" wp14:editId="7CECEE93">
+          <wp:inline distT="0" distB="0" distL="0" distR="0" wp14:anchorId="074CBED4" wp14:editId="186C9A8B">
             <wp:extent cx="6645910" cy="3413760"/>
             <wp:effectExtent l="0" t="0" r="2540" b="0"/>
             <wp:docPr id="10" name="Picture 10" descr="A picture containing application&#10;&#10;Description automatically generated"/>
@@ -5068,7 +5068,7 @@
           <w:szCs w:val="20"/>
         </w:rPr>
         <w:drawing>
-          <wp:inline distT="0" distB="0" distL="0" distR="0" wp14:anchorId="76DAC237" wp14:editId="2E1BD5FC">
+          <wp:inline distT="0" distB="0" distL="0" distR="0" wp14:anchorId="76DAC237" wp14:editId="3BADDFB9">
             <wp:extent cx="6645910" cy="502920"/>
             <wp:effectExtent l="0" t="0" r="2540" b="0"/>
             <wp:docPr id="26" name="Picture 26"/>
@@ -6621,7 +6621,7 @@
         </w:rPr>
         <w:lastRenderedPageBreak/>
         <w:drawing>
-          <wp:inline distT="0" distB="0" distL="0" distR="0" wp14:anchorId="48B2DD45" wp14:editId="45D24131">
+          <wp:inline distT="0" distB="0" distL="0" distR="0" wp14:anchorId="48B2DD45" wp14:editId="6480C90D">
             <wp:extent cx="6645910" cy="1472565"/>
             <wp:effectExtent l="0" t="0" r="2540" b="0"/>
             <wp:docPr id="27" name="Picture 27" descr="Graphical user interface, text&#10;&#10;Description automatically generated with medium confidence"/>

--- a/link_eshopworld/Documentation/eShopWorld_Cartridge_Code_Customization_Guide_SFRA.docx
+++ b/link_eshopworld/Documentation/eShopWorld_Cartridge_Code_Customization_Guide_SFRA.docx
@@ -287,14 +287,7 @@
                                 <w:sz w:val="20"/>
                                 <w:szCs w:val="20"/>
                               </w:rPr>
-                              <w:t>4.</w:t>
-                            </w:r>
-                            <w:r>
-                              <w:rPr>
-                                <w:sz w:val="20"/>
-                                <w:szCs w:val="20"/>
-                              </w:rPr>
-                              <w:t>9</w:t>
+                              <w:t>5.0.0</w:t>
                             </w:r>
                           </w:p>
                           <w:p>
@@ -326,7 +319,7 @@
                                 <w:sz w:val="20"/>
                                 <w:szCs w:val="20"/>
                               </w:rPr>
-                              <w:t>October</w:t>
+                              <w:t>February</w:t>
                             </w:r>
                             <w:r>
                               <w:rPr>
@@ -349,7 +342,7 @@
                                 <w:sz w:val="20"/>
                                 <w:szCs w:val="20"/>
                               </w:rPr>
-                              <w:t>5</w:t>
+                              <w:t>6</w:t>
                             </w:r>
                           </w:p>
                           <w:p>
@@ -375,7 +368,7 @@
                                 <w:sz w:val="20"/>
                                 <w:szCs w:val="20"/>
                               </w:rPr>
-                              <w:t>5</w:t>
+                              <w:t>6</w:t>
                             </w:r>
                             <w:r>
                               <w:rPr>
@@ -447,14 +440,7 @@
                           <w:sz w:val="20"/>
                           <w:szCs w:val="20"/>
                         </w:rPr>
-                        <w:t>4.</w:t>
-                      </w:r>
-                      <w:r>
-                        <w:rPr>
-                          <w:sz w:val="20"/>
-                          <w:szCs w:val="20"/>
-                        </w:rPr>
-                        <w:t>9</w:t>
+                        <w:t>5.0.0</w:t>
                       </w:r>
                     </w:p>
                     <w:p>
@@ -486,7 +472,7 @@
                           <w:sz w:val="20"/>
                           <w:szCs w:val="20"/>
                         </w:rPr>
-                        <w:t>October</w:t>
+                        <w:t>February</w:t>
                       </w:r>
                       <w:r>
                         <w:rPr>
@@ -509,7 +495,7 @@
                           <w:sz w:val="20"/>
                           <w:szCs w:val="20"/>
                         </w:rPr>
-                        <w:t>5</w:t>
+                        <w:t>6</w:t>
                       </w:r>
                     </w:p>
                     <w:p>
@@ -535,7 +521,7 @@
                           <w:sz w:val="20"/>
                           <w:szCs w:val="20"/>
                         </w:rPr>
-                        <w:t>5</w:t>
+                        <w:t>6</w:t>
                       </w:r>
                       <w:r>
                         <w:rPr>
@@ -978,8 +964,8 @@
       </w:r>
     </w:p>
     <w:bookmarkStart w:id="0" w:name="_Toc141708555" w:displacedByCustomXml="next"/>
-    <w:bookmarkStart w:id="1" w:name="_Toc49859433" w:displacedByCustomXml="next"/>
-    <w:bookmarkStart w:id="2" w:name="_Toc44674501" w:displacedByCustomXml="next"/>
+    <w:bookmarkStart w:id="1" w:name="_Toc44674501" w:displacedByCustomXml="next"/>
+    <w:bookmarkStart w:id="2" w:name="_Toc49859433" w:displacedByCustomXml="next"/>
     <w:sdt>
       <w:sdtPr>
         <w:rPr>
@@ -5011,7 +4997,7 @@
         </w:rPr>
         <w:lastRenderedPageBreak/>
         <w:drawing>
-          <wp:inline distT="0" distB="0" distL="0" distR="0" wp14:anchorId="074CBED4" wp14:editId="186C9A8B">
+          <wp:inline distT="0" distB="0" distL="0" distR="0" wp14:anchorId="074CBED4" wp14:editId="5BE3434E">
             <wp:extent cx="6645910" cy="3413760"/>
             <wp:effectExtent l="0" t="0" r="2540" b="0"/>
             <wp:docPr id="10" name="Picture 10" descr="A picture containing application&#10;&#10;Description automatically generated"/>
@@ -5068,7 +5054,7 @@
           <w:szCs w:val="20"/>
         </w:rPr>
         <w:drawing>
-          <wp:inline distT="0" distB="0" distL="0" distR="0" wp14:anchorId="76DAC237" wp14:editId="3BADDFB9">
+          <wp:inline distT="0" distB="0" distL="0" distR="0" wp14:anchorId="76DAC237" wp14:editId="31887AFE">
             <wp:extent cx="6645910" cy="502920"/>
             <wp:effectExtent l="0" t="0" r="2540" b="0"/>
             <wp:docPr id="26" name="Picture 26"/>
@@ -6621,7 +6607,7 @@
         </w:rPr>
         <w:lastRenderedPageBreak/>
         <w:drawing>
-          <wp:inline distT="0" distB="0" distL="0" distR="0" wp14:anchorId="48B2DD45" wp14:editId="6480C90D">
+          <wp:inline distT="0" distB="0" distL="0" distR="0" wp14:anchorId="48B2DD45" wp14:editId="2F4CD4B2">
             <wp:extent cx="6645910" cy="1472565"/>
             <wp:effectExtent l="0" t="0" r="2540" b="0"/>
             <wp:docPr id="27" name="Picture 27" descr="Graphical user interface, text&#10;&#10;Description automatically generated with medium confidence"/>

--- a/link_eshopworld/Documentation/eShopWorld_Cartridge_Code_Customization_Guide_SFRA.docx
+++ b/link_eshopworld/Documentation/eShopWorld_Cartridge_Code_Customization_Guide_SFRA.docx
@@ -287,14 +287,7 @@
                                 <w:sz w:val="20"/>
                                 <w:szCs w:val="20"/>
                               </w:rPr>
-                              <w:t>4.</w:t>
-                            </w:r>
-                            <w:r>
-                              <w:rPr>
-                                <w:sz w:val="20"/>
-                                <w:szCs w:val="20"/>
-                              </w:rPr>
-                              <w:t>7.1</w:t>
+                              <w:t>5.0.0</w:t>
                             </w:r>
                           </w:p>
                           <w:p>
@@ -323,11 +316,17 @@
                             </w:r>
                             <w:r>
                               <w:rPr>
-                                <w:rStyle w:val="span"/>
                                 <w:sz w:val="20"/>
                                 <w:szCs w:val="20"/>
                               </w:rPr>
-                              <w:t>July</w:t>
+                              <w:t>February</w:t>
+                            </w:r>
+                            <w:r>
+                              <w:rPr>
+                                <w:sz w:val="20"/>
+                                <w:szCs w:val="20"/>
+                              </w:rPr>
+                              <w:t xml:space="preserve"> </w:t>
                             </w:r>
                             <w:r>
                               <w:rPr>
@@ -335,7 +334,7 @@
                                 <w:sz w:val="20"/>
                                 <w:szCs w:val="20"/>
                               </w:rPr>
-                              <w:t xml:space="preserve"> 202</w:t>
+                              <w:t>202</w:t>
                             </w:r>
                             <w:r>
                               <w:rPr>
@@ -343,7 +342,7 @@
                                 <w:sz w:val="20"/>
                                 <w:szCs w:val="20"/>
                               </w:rPr>
-                              <w:t>5</w:t>
+                              <w:t>6</w:t>
                             </w:r>
                           </w:p>
                           <w:p>
@@ -369,7 +368,7 @@
                                 <w:sz w:val="20"/>
                                 <w:szCs w:val="20"/>
                               </w:rPr>
-                              <w:t>5</w:t>
+                              <w:t>6</w:t>
                             </w:r>
                             <w:r>
                               <w:rPr>
@@ -441,14 +440,7 @@
                           <w:sz w:val="20"/>
                           <w:szCs w:val="20"/>
                         </w:rPr>
-                        <w:t>4.</w:t>
-                      </w:r>
-                      <w:r>
-                        <w:rPr>
-                          <w:sz w:val="20"/>
-                          <w:szCs w:val="20"/>
-                        </w:rPr>
-                        <w:t>7.1</w:t>
+                        <w:t>5.0.0</w:t>
                       </w:r>
                     </w:p>
                     <w:p>
@@ -477,11 +469,17 @@
                       </w:r>
                       <w:r>
                         <w:rPr>
-                          <w:rStyle w:val="span"/>
                           <w:sz w:val="20"/>
                           <w:szCs w:val="20"/>
                         </w:rPr>
-                        <w:t>July</w:t>
+                        <w:t>February</w:t>
+                      </w:r>
+                      <w:r>
+                        <w:rPr>
+                          <w:sz w:val="20"/>
+                          <w:szCs w:val="20"/>
+                        </w:rPr>
+                        <w:t xml:space="preserve"> </w:t>
                       </w:r>
                       <w:r>
                         <w:rPr>
@@ -489,7 +487,7 @@
                           <w:sz w:val="20"/>
                           <w:szCs w:val="20"/>
                         </w:rPr>
-                        <w:t xml:space="preserve"> 202</w:t>
+                        <w:t>202</w:t>
                       </w:r>
                       <w:r>
                         <w:rPr>
@@ -497,7 +495,7 @@
                           <w:sz w:val="20"/>
                           <w:szCs w:val="20"/>
                         </w:rPr>
-                        <w:t>5</w:t>
+                        <w:t>6</w:t>
                       </w:r>
                     </w:p>
                     <w:p>
@@ -523,7 +521,7 @@
                           <w:sz w:val="20"/>
                           <w:szCs w:val="20"/>
                         </w:rPr>
-                        <w:t>5</w:t>
+                        <w:t>6</w:t>
                       </w:r>
                       <w:r>
                         <w:rPr>
@@ -4999,7 +4997,7 @@
         </w:rPr>
         <w:lastRenderedPageBreak/>
         <w:drawing>
-          <wp:inline distT="0" distB="0" distL="0" distR="0" wp14:anchorId="074CBED4" wp14:editId="229A85F4">
+          <wp:inline distT="0" distB="0" distL="0" distR="0" wp14:anchorId="074CBED4" wp14:editId="5BE3434E">
             <wp:extent cx="6645910" cy="3413760"/>
             <wp:effectExtent l="0" t="0" r="2540" b="0"/>
             <wp:docPr id="10" name="Picture 10" descr="A picture containing application&#10;&#10;Description automatically generated"/>
@@ -5056,7 +5054,7 @@
           <w:szCs w:val="20"/>
         </w:rPr>
         <w:drawing>
-          <wp:inline distT="0" distB="0" distL="0" distR="0" wp14:anchorId="76DAC237" wp14:editId="361A1B6A">
+          <wp:inline distT="0" distB="0" distL="0" distR="0" wp14:anchorId="76DAC237" wp14:editId="31887AFE">
             <wp:extent cx="6645910" cy="502920"/>
             <wp:effectExtent l="0" t="0" r="2540" b="0"/>
             <wp:docPr id="26" name="Picture 26"/>
@@ -6609,7 +6607,7 @@
         </w:rPr>
         <w:lastRenderedPageBreak/>
         <w:drawing>
-          <wp:inline distT="0" distB="0" distL="0" distR="0" wp14:anchorId="48B2DD45" wp14:editId="358E7B39">
+          <wp:inline distT="0" distB="0" distL="0" distR="0" wp14:anchorId="48B2DD45" wp14:editId="2F4CD4B2">
             <wp:extent cx="6645910" cy="1472565"/>
             <wp:effectExtent l="0" t="0" r="2540" b="0"/>
             <wp:docPr id="27" name="Picture 27" descr="Graphical user interface, text&#10;&#10;Description automatically generated with medium confidence"/>
@@ -24893,30 +24891,7 @@
                 <w:sz w:val="20"/>
                 <w:szCs w:val="20"/>
               </w:rPr>
-              <w:t>app_storefront_base\cartridge\controllers\Cart.js</w:t>
-            </w:r>
-          </w:p>
-          <w:p>
-            <w:pPr>
-              <w:pStyle w:val="p"/>
-              <w:rPr>
-                <w:sz w:val="20"/>
-                <w:szCs w:val="20"/>
-              </w:rPr>
-            </w:pPr>
-            <w:r>
-              <w:rPr>
-                <w:sz w:val="20"/>
-                <w:szCs w:val="20"/>
-              </w:rPr>
-              <w:t>In the base Cart.js, need to make following changes highlighted below</w:t>
-            </w:r>
-            <w:r>
-              <w:rPr>
-                <w:sz w:val="20"/>
-                <w:szCs w:val="20"/>
-              </w:rPr>
-              <w:t xml:space="preserve"> in Cart-Show controller. </w:t>
+              <w:t xml:space="preserve"> </w:t>
             </w:r>
           </w:p>
         </w:tc>
@@ -24930,53 +24905,6 @@
       </w:pPr>
       <w:bookmarkStart w:id="71" w:name="_Toc44674542"/>
       <w:bookmarkStart w:id="72" w:name="_Toc49859474"/>
-      <w:r>
-        <w:rPr>
-          <w:noProof/>
-        </w:rPr>
-        <w:lastRenderedPageBreak/>
-        <w:drawing>
-          <wp:inline distT="0" distB="0" distL="0" distR="0" wp14:anchorId="0EFEAF23" wp14:editId="688CD3D9">
-            <wp:extent cx="6645910" cy="4679315"/>
-            <wp:effectExtent l="0" t="0" r="2540" b="6985"/>
-            <wp:docPr id="29" name="Picture 29" descr="Graphical user interface, text, application&#10;&#10;Description automatically generated"/>
-            <wp:cNvGraphicFramePr>
-              <a:graphicFrameLocks xmlns:a="http://schemas.openxmlformats.org/drawingml/2006/main" noChangeAspect="1"/>
-            </wp:cNvGraphicFramePr>
-            <a:graphic xmlns:a="http://schemas.openxmlformats.org/drawingml/2006/main">
-              <a:graphicData uri="http://schemas.openxmlformats.org/drawingml/2006/picture">
-                <pic:pic xmlns:pic="http://schemas.openxmlformats.org/drawingml/2006/picture">
-                  <pic:nvPicPr>
-                    <pic:cNvPr id="29" name="Picture 29" descr="Graphical user interface, text, application&#10;&#10;Description automatically generated"/>
-                    <pic:cNvPicPr/>
-                  </pic:nvPicPr>
-                  <pic:blipFill>
-                    <a:blip r:embed="rId43">
-                      <a:extLst>
-                        <a:ext uri="{28A0092B-C50C-407E-A947-70E740481C1C}">
-                          <a14:useLocalDpi xmlns:a14="http://schemas.microsoft.com/office/drawing/2010/main" val="0"/>
-                        </a:ext>
-                      </a:extLst>
-                    </a:blip>
-                    <a:stretch>
-                      <a:fillRect/>
-                    </a:stretch>
-                  </pic:blipFill>
-                  <pic:spPr>
-                    <a:xfrm>
-                      <a:off x="0" y="0"/>
-                      <a:ext cx="6645910" cy="4679315"/>
-                    </a:xfrm>
-                    <a:prstGeom prst="rect">
-                      <a:avLst/>
-                    </a:prstGeom>
-                  </pic:spPr>
-                </pic:pic>
-              </a:graphicData>
-            </a:graphic>
-          </wp:inline>
-        </w:drawing>
-      </w:r>
     </w:p>
     <w:p>
       <w:pPr>
@@ -25261,7 +25189,6 @@
         <w:rPr>
           <w:rFonts w:ascii="Arial" w:hAnsi="Arial" w:cs="Arial"/>
         </w:rPr>
-        <w:lastRenderedPageBreak/>
         <w:t>1</w:t>
       </w:r>
       <w:r>
@@ -25587,6 +25514,7 @@
           <w:sz w:val="20"/>
           <w:szCs w:val="20"/>
         </w:rPr>
+        <w:lastRenderedPageBreak/>
         <w:drawing>
           <wp:inline distT="0" distB="0" distL="0" distR="0" wp14:anchorId="09983D36" wp14:editId="1EF4C7A6">
             <wp:extent cx="6645910" cy="3731895"/>
@@ -25603,7 +25531,7 @@
                     <pic:cNvPicPr/>
                   </pic:nvPicPr>
                   <pic:blipFill>
-                    <a:blip r:embed="rId44"/>
+                    <a:blip r:embed="rId43"/>
                     <a:stretch>
                       <a:fillRect/>
                     </a:stretch>
@@ -26091,7 +26019,6 @@
                 <w:sz w:val="20"/>
                 <w:szCs w:val="20"/>
               </w:rPr>
-              <w:lastRenderedPageBreak/>
               <w:t>if</w:t>
             </w:r>
             <w:r>
@@ -26459,7 +26386,7 @@
                     <pic:cNvPicPr/>
                   </pic:nvPicPr>
                   <pic:blipFill>
-                    <a:blip r:embed="rId45"/>
+                    <a:blip r:embed="rId44"/>
                     <a:stretch>
                       <a:fillRect/>
                     </a:stretch>
@@ -27355,7 +27282,6 @@
                 <w:sz w:val="20"/>
                 <w:szCs w:val="20"/>
               </w:rPr>
-              <w:lastRenderedPageBreak/>
               <w:t xml:space="preserve">        result.price = formatMoney(price);</w:t>
             </w:r>
           </w:p>
@@ -27430,7 +27356,6 @@
         <w:rPr>
           <w:rFonts w:ascii="Arial" w:hAnsi="Arial" w:cs="Arial"/>
         </w:rPr>
-        <w:lastRenderedPageBreak/>
         <w:t>1</w:t>
       </w:r>
       <w:r>
@@ -27559,6 +27484,7 @@
           <w:sz w:val="20"/>
           <w:szCs w:val="20"/>
         </w:rPr>
+        <w:lastRenderedPageBreak/>
         <w:t> </w:t>
       </w:r>
       <w:r>
@@ -27586,7 +27512,7 @@
                     </pic:cNvPicPr>
                   </pic:nvPicPr>
                   <pic:blipFill>
-                    <a:blip r:embed="rId46">
+                    <a:blip r:embed="rId45">
                       <a:extLst>
                         <a:ext uri="{28A0092B-C50C-407E-A947-70E740481C1C}">
                           <a14:useLocalDpi xmlns:a14="http://schemas.microsoft.com/office/drawing/2010/main" val="0"/>
@@ -27727,7 +27653,6 @@
           <w:szCs w:val="20"/>
           <w:lang w:val="en-US" w:eastAsia="en-US"/>
         </w:rPr>
-        <w:lastRenderedPageBreak/>
         <w:drawing>
           <wp:inline distT="0" distB="0" distL="0" distR="0" wp14:anchorId="0E3B9C88" wp14:editId="1FF0BDE3">
             <wp:extent cx="6296025" cy="5730875"/>
@@ -27744,7 +27669,7 @@
                     <pic:cNvPicPr/>
                   </pic:nvPicPr>
                   <pic:blipFill>
-                    <a:blip r:embed="rId47"/>
+                    <a:blip r:embed="rId46"/>
                     <a:stretch>
                       <a:fillRect/>
                     </a:stretch>
@@ -27926,6 +27851,7 @@
                 <w:sz w:val="20"/>
                 <w:szCs w:val="20"/>
               </w:rPr>
+              <w:lastRenderedPageBreak/>
               <w:t xml:space="preserve">    </w:t>
             </w:r>
             <w:r>
@@ -28813,7 +28739,7 @@
                     </pic:cNvPicPr>
                   </pic:nvPicPr>
                   <pic:blipFill>
-                    <a:blip r:embed="rId48">
+                    <a:blip r:embed="rId47">
                       <a:extLst>
                         <a:ext uri="{28A0092B-C50C-407E-A947-70E740481C1C}">
                           <a14:useLocalDpi xmlns:a14="http://schemas.microsoft.com/office/drawing/2010/main" val="0"/>
@@ -28940,6 +28866,7 @@
         <w:rPr>
           <w:rFonts w:ascii="Arial" w:hAnsi="Arial" w:cs="Arial"/>
         </w:rPr>
+        <w:lastRenderedPageBreak/>
         <w:t>1</w:t>
       </w:r>
       <w:r>
@@ -29127,7 +29054,6 @@
                 <w:sz w:val="20"/>
                 <w:szCs w:val="20"/>
               </w:rPr>
-              <w:lastRenderedPageBreak/>
               <w:t>Important</w:t>
             </w:r>
             <w:r>
@@ -29192,7 +29118,7 @@
                     </pic:cNvPicPr>
                   </pic:nvPicPr>
                   <pic:blipFill>
-                    <a:blip r:embed="rId49">
+                    <a:blip r:embed="rId48">
                       <a:extLst>
                         <a:ext uri="{28A0092B-C50C-407E-A947-70E740481C1C}">
                           <a14:useLocalDpi xmlns:a14="http://schemas.microsoft.com/office/drawing/2010/main" val="0"/>
@@ -29956,7 +29882,6 @@
           <w:szCs w:val="20"/>
           <w:lang w:val="en-US" w:eastAsia="en-US"/>
         </w:rPr>
-        <w:lastRenderedPageBreak/>
         <w:drawing>
           <wp:inline distT="0" distB="0" distL="0" distR="0" wp14:anchorId="700A2656" wp14:editId="506DAB26">
             <wp:extent cx="4914900" cy="289560"/>
@@ -29975,7 +29900,7 @@
                     </pic:cNvPicPr>
                   </pic:nvPicPr>
                   <pic:blipFill>
-                    <a:blip r:embed="rId50">
+                    <a:blip r:embed="rId49">
                       <a:extLst>
                         <a:ext uri="{28A0092B-C50C-407E-A947-70E740481C1C}">
                           <a14:useLocalDpi xmlns:a14="http://schemas.microsoft.com/office/drawing/2010/main" val="0"/>
@@ -30047,7 +29972,7 @@
                     </pic:cNvPicPr>
                   </pic:nvPicPr>
                   <pic:blipFill>
-                    <a:blip r:embed="rId51">
+                    <a:blip r:embed="rId50">
                       <a:extLst>
                         <a:ext uri="{28A0092B-C50C-407E-A947-70E740481C1C}">
                           <a14:useLocalDpi xmlns:a14="http://schemas.microsoft.com/office/drawing/2010/main" val="0"/>
@@ -30119,7 +30044,7 @@
                     </pic:cNvPicPr>
                   </pic:nvPicPr>
                   <pic:blipFill>
-                    <a:blip r:embed="rId52">
+                    <a:blip r:embed="rId51">
                       <a:extLst>
                         <a:ext uri="{28A0092B-C50C-407E-A947-70E740481C1C}">
                           <a14:useLocalDpi xmlns:a14="http://schemas.microsoft.com/office/drawing/2010/main" val="0"/>
@@ -30516,6 +30441,7 @@
         <w:rPr>
           <w:rFonts w:ascii="Arial" w:hAnsi="Arial" w:cs="Arial"/>
         </w:rPr>
+        <w:lastRenderedPageBreak/>
         <w:t>1</w:t>
       </w:r>
       <w:r>
@@ -30645,7 +30571,6 @@
         <w:rPr>
           <w:rFonts w:ascii="Arial" w:hAnsi="Arial" w:cs="Arial"/>
         </w:rPr>
-        <w:lastRenderedPageBreak/>
         <w:t>1</w:t>
       </w:r>
       <w:r>
@@ -31064,8 +30989,8 @@
       </w:pPr>
     </w:p>
     <w:sectPr>
-      <w:footerReference w:type="default" r:id="rId53"/>
-      <w:headerReference w:type="first" r:id="rId54"/>
+      <w:footerReference w:type="default" r:id="rId52"/>
+      <w:headerReference w:type="first" r:id="rId53"/>
       <w:pgSz w:w="11906" w:h="16838"/>
       <w:pgMar w:top="720" w:right="720" w:bottom="720" w:left="720" w:header="708" w:footer="708" w:gutter="0"/>
       <w:cols w:space="708"/>

--- a/link_eshopworld/Documentation/eShopWorld_Cartridge_Code_Customization_Guide_SFRA.docx
+++ b/link_eshopworld/Documentation/eShopWorld_Cartridge_Code_Customization_Guide_SFRA.docx
@@ -287,7 +287,21 @@
                                 <w:sz w:val="20"/>
                                 <w:szCs w:val="20"/>
                               </w:rPr>
-                              <w:t>5.0.0</w:t>
+                              <w:t>5.</w:t>
+                            </w:r>
+                            <w:r>
+                              <w:rPr>
+                                <w:sz w:val="20"/>
+                                <w:szCs w:val="20"/>
+                              </w:rPr>
+                              <w:t>1</w:t>
+                            </w:r>
+                            <w:r>
+                              <w:rPr>
+                                <w:sz w:val="20"/>
+                                <w:szCs w:val="20"/>
+                              </w:rPr>
+                              <w:t>.0</w:t>
                             </w:r>
                           </w:p>
                           <w:p>
@@ -319,7 +333,7 @@
                                 <w:sz w:val="20"/>
                                 <w:szCs w:val="20"/>
                               </w:rPr>
-                              <w:t>February</w:t>
+                              <w:t>May</w:t>
                             </w:r>
                             <w:r>
                               <w:rPr>
@@ -440,7 +454,21 @@
                           <w:sz w:val="20"/>
                           <w:szCs w:val="20"/>
                         </w:rPr>
-                        <w:t>5.0.0</w:t>
+                        <w:t>5.</w:t>
+                      </w:r>
+                      <w:r>
+                        <w:rPr>
+                          <w:sz w:val="20"/>
+                          <w:szCs w:val="20"/>
+                        </w:rPr>
+                        <w:t>1</w:t>
+                      </w:r>
+                      <w:r>
+                        <w:rPr>
+                          <w:sz w:val="20"/>
+                          <w:szCs w:val="20"/>
+                        </w:rPr>
+                        <w:t>.0</w:t>
                       </w:r>
                     </w:p>
                     <w:p>
@@ -472,7 +500,7 @@
                           <w:sz w:val="20"/>
                           <w:szCs w:val="20"/>
                         </w:rPr>
-                        <w:t>February</w:t>
+                        <w:t>May</w:t>
                       </w:r>
                       <w:r>
                         <w:rPr>
@@ -964,8 +992,8 @@
       </w:r>
     </w:p>
     <w:bookmarkStart w:id="0" w:name="_Toc141708555" w:displacedByCustomXml="next"/>
-    <w:bookmarkStart w:id="1" w:name="_Toc44674501" w:displacedByCustomXml="next"/>
-    <w:bookmarkStart w:id="2" w:name="_Toc49859433" w:displacedByCustomXml="next"/>
+    <w:bookmarkStart w:id="1" w:name="_Toc49859433" w:displacedByCustomXml="next"/>
+    <w:bookmarkStart w:id="2" w:name="_Toc44674501" w:displacedByCustomXml="next"/>
     <w:sdt>
       <w:sdtPr>
         <w:rPr>
@@ -4997,7 +5025,7 @@
         </w:rPr>
         <w:lastRenderedPageBreak/>
         <w:drawing>
-          <wp:inline distT="0" distB="0" distL="0" distR="0" wp14:anchorId="074CBED4" wp14:editId="5BE3434E">
+          <wp:inline distT="0" distB="0" distL="0" distR="0" wp14:anchorId="074CBED4" wp14:editId="475F22F6">
             <wp:extent cx="6645910" cy="3413760"/>
             <wp:effectExtent l="0" t="0" r="2540" b="0"/>
             <wp:docPr id="10" name="Picture 10" descr="A picture containing application&#10;&#10;Description automatically generated"/>
@@ -5054,7 +5082,7 @@
           <w:szCs w:val="20"/>
         </w:rPr>
         <w:drawing>
-          <wp:inline distT="0" distB="0" distL="0" distR="0" wp14:anchorId="76DAC237" wp14:editId="31887AFE">
+          <wp:inline distT="0" distB="0" distL="0" distR="0" wp14:anchorId="76DAC237" wp14:editId="1BFCABFF">
             <wp:extent cx="6645910" cy="502920"/>
             <wp:effectExtent l="0" t="0" r="2540" b="0"/>
             <wp:docPr id="26" name="Picture 26"/>
@@ -6607,7 +6635,7 @@
         </w:rPr>
         <w:lastRenderedPageBreak/>
         <w:drawing>
-          <wp:inline distT="0" distB="0" distL="0" distR="0" wp14:anchorId="48B2DD45" wp14:editId="2F4CD4B2">
+          <wp:inline distT="0" distB="0" distL="0" distR="0" wp14:anchorId="48B2DD45" wp14:editId="23981224">
             <wp:extent cx="6645910" cy="1472565"/>
             <wp:effectExtent l="0" t="0" r="2540" b="0"/>
             <wp:docPr id="27" name="Picture 27" descr="Graphical user interface, text&#10;&#10;Description automatically generated with medium confidence"/>

--- a/link_eshopworld/Documentation/eShopWorld_Cartridge_Code_Customization_Guide_SFRA.docx
+++ b/link_eshopworld/Documentation/eShopWorld_Cartridge_Code_Customization_Guide_SFRA.docx
@@ -301,7 +301,14 @@
                                 <w:sz w:val="20"/>
                                 <w:szCs w:val="20"/>
                               </w:rPr>
-                              <w:t>.0</w:t>
+                              <w:t>.</w:t>
+                            </w:r>
+                            <w:r>
+                              <w:rPr>
+                                <w:sz w:val="20"/>
+                                <w:szCs w:val="20"/>
+                              </w:rPr>
+                              <w:t>1</w:t>
                             </w:r>
                           </w:p>
                           <w:p>
@@ -333,7 +340,7 @@
                                 <w:sz w:val="20"/>
                                 <w:szCs w:val="20"/>
                               </w:rPr>
-                              <w:t>May</w:t>
+                              <w:t>June</w:t>
                             </w:r>
                             <w:r>
                               <w:rPr>
@@ -468,7 +475,14 @@
                           <w:sz w:val="20"/>
                           <w:szCs w:val="20"/>
                         </w:rPr>
-                        <w:t>.0</w:t>
+                        <w:t>.</w:t>
+                      </w:r>
+                      <w:r>
+                        <w:rPr>
+                          <w:sz w:val="20"/>
+                          <w:szCs w:val="20"/>
+                        </w:rPr>
+                        <w:t>1</w:t>
                       </w:r>
                     </w:p>
                     <w:p>
@@ -500,7 +514,7 @@
                           <w:sz w:val="20"/>
                           <w:szCs w:val="20"/>
                         </w:rPr>
-                        <w:t>May</w:t>
+                        <w:t>June</w:t>
                       </w:r>
                       <w:r>
                         <w:rPr>
@@ -992,8 +1006,8 @@
       </w:r>
     </w:p>
     <w:bookmarkStart w:id="0" w:name="_Toc141708555" w:displacedByCustomXml="next"/>
-    <w:bookmarkStart w:id="1" w:name="_Toc49859433" w:displacedByCustomXml="next"/>
-    <w:bookmarkStart w:id="2" w:name="_Toc44674501" w:displacedByCustomXml="next"/>
+    <w:bookmarkStart w:id="1" w:name="_Toc44674501" w:displacedByCustomXml="next"/>
+    <w:bookmarkStart w:id="2" w:name="_Toc49859433" w:displacedByCustomXml="next"/>
     <w:sdt>
       <w:sdtPr>
         <w:rPr>
@@ -5025,7 +5039,7 @@
         </w:rPr>
         <w:lastRenderedPageBreak/>
         <w:drawing>
-          <wp:inline distT="0" distB="0" distL="0" distR="0" wp14:anchorId="074CBED4" wp14:editId="475F22F6">
+          <wp:inline distT="0" distB="0" distL="0" distR="0" wp14:anchorId="074CBED4" wp14:editId="6C5B58D7">
             <wp:extent cx="6645910" cy="3413760"/>
             <wp:effectExtent l="0" t="0" r="2540" b="0"/>
             <wp:docPr id="10" name="Picture 10" descr="A picture containing application&#10;&#10;Description automatically generated"/>
@@ -5082,7 +5096,7 @@
           <w:szCs w:val="20"/>
         </w:rPr>
         <w:drawing>
-          <wp:inline distT="0" distB="0" distL="0" distR="0" wp14:anchorId="76DAC237" wp14:editId="1BFCABFF">
+          <wp:inline distT="0" distB="0" distL="0" distR="0" wp14:anchorId="76DAC237" wp14:editId="4096983E">
             <wp:extent cx="6645910" cy="502920"/>
             <wp:effectExtent l="0" t="0" r="2540" b="0"/>
             <wp:docPr id="26" name="Picture 26"/>
@@ -6635,7 +6649,7 @@
         </w:rPr>
         <w:lastRenderedPageBreak/>
         <w:drawing>
-          <wp:inline distT="0" distB="0" distL="0" distR="0" wp14:anchorId="48B2DD45" wp14:editId="23981224">
+          <wp:inline distT="0" distB="0" distL="0" distR="0" wp14:anchorId="48B2DD45" wp14:editId="17E17D74">
             <wp:extent cx="6645910" cy="1472565"/>
             <wp:effectExtent l="0" t="0" r="2540" b="0"/>
             <wp:docPr id="27" name="Picture 27" descr="Graphical user interface, text&#10;&#10;Description automatically generated with medium confidence"/>
